--- a/docs/Skolkova_CV_nonacad_v0.docx
+++ b/docs/Skolkova_CV_nonacad_v0.docx
@@ -35,7 +35,7 @@
         </w:rPr>
         <w:t xml:space="preserve">alena.skolkova@cerge-ei.cz   </w:t>
       </w:r>
-      <w:hyperlink r:id="rId5" w:history="1">
+      <w:hyperlink r:id="rId6" w:history="1">
         <w:r>
           <w:rPr>
             <w:rStyle w:val="Hyperlink"/>
@@ -50,7 +50,7 @@
       <w:r>
         <w:t xml:space="preserve">  |  </w:t>
       </w:r>
-      <w:hyperlink r:id="rId6" w:history="1">
+      <w:hyperlink r:id="rId7" w:history="1">
         <w:r>
           <w:rPr>
             <w:rStyle w:val="Hyperlink"/>
@@ -200,6 +200,75 @@
           </w:p>
           <w:p>
             <w:pPr>
+              <w:rPr>
+                <w:rFonts w:ascii="Georgia" w:hAnsi="Georgia"/>
+              </w:rPr>
+            </w:pPr>
+            <w:r>
+              <w:rPr>
+                <w:rFonts w:ascii="Georgia" w:hAnsi="Georgia"/>
+              </w:rPr>
+              <w:t>Project: “</w:t>
+            </w:r>
+            <w:proofErr w:type="spellStart"/>
+            <w:r>
+              <w:rPr>
+                <w:rFonts w:ascii="Georgia" w:hAnsi="Georgia"/>
+              </w:rPr>
+              <w:t>Microfoundations</w:t>
+            </w:r>
+            <w:proofErr w:type="spellEnd"/>
+            <w:r>
+              <w:rPr>
+                <w:rFonts w:ascii="Georgia" w:hAnsi="Georgia"/>
+              </w:rPr>
+              <w:t xml:space="preserve"> of Human-Machine Transactions</w:t>
+            </w:r>
+            <w:r>
+              <w:rPr>
+                <w:rFonts w:ascii="Georgia" w:hAnsi="Georgia"/>
+              </w:rPr>
+              <w:t>”</w:t>
+            </w:r>
+          </w:p>
+          <w:p>
+            <w:pPr>
+              <w:pStyle w:val="ListParagraph"/>
+              <w:numPr>
+                <w:ilvl w:val="0"/>
+                <w:numId w:val="1"/>
+              </w:numPr>
+              <w:rPr>
+                <w:rFonts w:ascii="Georgia" w:hAnsi="Georgia"/>
+              </w:rPr>
+            </w:pPr>
+            <w:r>
+              <w:rPr>
+                <w:rFonts w:ascii="Georgia" w:hAnsi="Georgia"/>
+              </w:rPr>
+              <w:t>Overview of relevant literature (mostly research papers)</w:t>
+            </w:r>
+          </w:p>
+          <w:p>
+            <w:pPr>
+              <w:pStyle w:val="ListParagraph"/>
+              <w:numPr>
+                <w:ilvl w:val="0"/>
+                <w:numId w:val="1"/>
+              </w:numPr>
+              <w:rPr>
+                <w:rFonts w:ascii="Georgia" w:hAnsi="Georgia"/>
+              </w:rPr>
+            </w:pPr>
+            <w:r>
+              <w:rPr>
+                <w:rFonts w:ascii="Georgia" w:hAnsi="Georgia"/>
+              </w:rPr>
+              <w:t>Implementation of automated decision-makers as a part of a lab experiment (behavioral economics)</w:t>
+            </w:r>
+          </w:p>
+          <w:p>
+            <w:pPr>
               <w:jc w:val="right"/>
               <w:rPr>
                 <w:rFonts w:ascii="Georgia" w:hAnsi="Georgia"/>
@@ -367,6 +436,16 @@
                 <w:szCs w:val="26"/>
               </w:rPr>
             </w:pPr>
+            <w:r>
+              <w:rPr>
+                <w:rFonts w:ascii="Georgia" w:hAnsi="Georgia"/>
+                <w:b/>
+                <w:color w:val="292929"/>
+                <w:sz w:val="24"/>
+                <w:szCs w:val="26"/>
+              </w:rPr>
+              <w:t xml:space="preserve">PREVIOUS </w:t>
+            </w:r>
             <w:r>
               <w:rPr>
                 <w:rFonts w:ascii="Georgia" w:hAnsi="Georgia"/>
@@ -449,7 +528,7 @@
               </w:rPr>
               <w:t xml:space="preserve"> </w:t>
             </w:r>
-            <w:hyperlink r:id="rId7" w:history="1">
+            <w:hyperlink r:id="rId8" w:history="1">
               <w:proofErr w:type="spellStart"/>
               <w:r>
                 <w:rPr>
@@ -756,7 +835,7 @@
               </w:rPr>
               <w:t xml:space="preserve"> </w:t>
             </w:r>
-            <w:hyperlink r:id="rId8" w:history="1">
+            <w:hyperlink r:id="rId9" w:history="1">
               <w:proofErr w:type="spellStart"/>
               <w:r>
                 <w:rPr>
@@ -936,7 +1015,7 @@
                 <w:sz w:val="24"/>
                 <w:szCs w:val="26"/>
               </w:rPr>
-              <w:t>OTHER</w:t>
+              <w:t>ACADEMIC</w:t>
             </w:r>
             <w:r>
               <w:rPr>
@@ -2004,6 +2083,7 @@
                 <w:sz w:val="21"/>
                 <w:szCs w:val="21"/>
               </w:rPr>
+              <w:lastRenderedPageBreak/>
               <w:t xml:space="preserve"> </w:t>
             </w:r>
           </w:p>
@@ -2027,6 +2107,7 @@
                 <w:sz w:val="21"/>
                 <w:szCs w:val="21"/>
               </w:rPr>
+              <w:lastRenderedPageBreak/>
               <w:t>2015</w:t>
             </w:r>
           </w:p>
@@ -2249,7 +2330,7 @@
               </w:rPr>
               <w:t>(</w:t>
             </w:r>
-            <w:hyperlink r:id="rId9" w:history="1">
+            <w:hyperlink r:id="rId10" w:history="1">
               <w:r>
                 <w:rPr>
                   <w:rStyle w:val="Hyperlink"/>
@@ -2275,7 +2356,25 @@
                 <w:sz w:val="21"/>
                 <w:szCs w:val="21"/>
               </w:rPr>
-              <w:t xml:space="preserve"> – submitted, under review</w:t>
+              <w:t xml:space="preserve"> – </w:t>
+            </w:r>
+            <w:r>
+              <w:rPr>
+                <w:rFonts w:ascii="Georgia" w:hAnsi="Georgia"/>
+                <w:i/>
+                <w:iCs/>
+                <w:sz w:val="21"/>
+                <w:szCs w:val="21"/>
+              </w:rPr>
+              <w:t>Empirical Economics</w:t>
+            </w:r>
+            <w:r>
+              <w:rPr>
+                <w:rFonts w:ascii="Georgia" w:hAnsi="Georgia"/>
+                <w:sz w:val="21"/>
+                <w:szCs w:val="21"/>
+              </w:rPr>
+              <w:t xml:space="preserve"> (accepted)</w:t>
             </w:r>
           </w:p>
         </w:tc>
@@ -2343,7 +2442,7 @@
               </w:rPr>
               <w:t>(</w:t>
             </w:r>
-            <w:hyperlink r:id="rId10" w:history="1">
+            <w:hyperlink r:id="rId11" w:history="1">
               <w:r>
                 <w:rPr>
                   <w:rStyle w:val="Hyperlink"/>
@@ -2900,7 +2999,7 @@
         </w:rPr>
         <w:t>onference of the </w:t>
       </w:r>
-      <w:hyperlink r:id="rId11" w:history="1">
+      <w:hyperlink r:id="rId12" w:history="1">
         <w:r>
           <w:rPr>
             <w:rFonts w:ascii="Georgia" w:hAnsi="Georgia"/>
@@ -4369,59 +4468,6 @@
         <w:t>, 2013</w:t>
       </w:r>
     </w:p>
-    <w:p>
-      <w:pPr>
-        <w:spacing w:after="0" w:line="240" w:lineRule="auto"/>
-        <w:rPr>
-          <w:rFonts w:ascii="Georgia" w:hAnsi="Georgia"/>
-          <w:b/>
-          <w:sz w:val="24"/>
-          <w:szCs w:val="26"/>
-        </w:rPr>
-      </w:pPr>
-    </w:p>
-    <w:tbl>
-      <w:tblPr>
-        <w:tblStyle w:val="TableGrid"/>
-        <w:tblW w:w="10530" w:type="dxa"/>
-        <w:tblLook w:val="04A0" w:firstRow="1" w:lastRow="0" w:firstColumn="1" w:lastColumn="0" w:noHBand="0" w:noVBand="1"/>
-      </w:tblPr>
-      <w:tblGrid>
-        <w:gridCol w:w="10530"/>
-      </w:tblGrid>
-      <w:tr>
-        <w:tc>
-          <w:tcPr>
-            <w:tcW w:w="10530" w:type="dxa"/>
-            <w:tcBorders>
-              <w:top w:val="nil"/>
-              <w:left w:val="nil"/>
-              <w:bottom w:val="nil"/>
-              <w:right w:val="nil"/>
-            </w:tcBorders>
-          </w:tcPr>
-          <w:p>
-            <w:pPr>
-              <w:rPr>
-                <w:rFonts w:ascii="Georgia" w:hAnsi="Georgia"/>
-                <w:b/>
-                <w:sz w:val="24"/>
-                <w:szCs w:val="26"/>
-              </w:rPr>
-            </w:pPr>
-          </w:p>
-        </w:tc>
-      </w:tr>
-    </w:tbl>
-    <w:p>
-      <w:pPr>
-        <w:rPr>
-          <w:rFonts w:ascii="Georgia" w:hAnsi="Georgia"/>
-          <w:sz w:val="24"/>
-          <w:szCs w:val="24"/>
-        </w:rPr>
-      </w:pPr>
-    </w:p>
     <w:sectPr>
       <w:pgSz w:w="12240" w:h="15840"/>
       <w:pgMar w:top="720" w:right="1152" w:bottom="720" w:left="1152" w:header="720" w:footer="720" w:gutter="0"/>
@@ -4430,6 +4476,127 @@
     </w:sectPr>
   </w:body>
 </w:document>
+</file>
+
+<file path=word/numbering.xml><?xml version="1.0" encoding="utf-8"?>
+<w:numbering xmlns:wpc="http://schemas.microsoft.com/office/word/2010/wordprocessingCanvas" xmlns:cx="http://schemas.microsoft.com/office/drawing/2014/chartex" xmlns:cx1="http://schemas.microsoft.com/office/drawing/2015/9/8/chartex" xmlns:cx2="http://schemas.microsoft.com/office/drawing/2015/10/21/chartex" xmlns:cx3="http://schemas.microsoft.com/office/drawing/2016/5/9/chartex" xmlns:cx4="http://schemas.microsoft.com/office/drawing/2016/5/10/chartex" xmlns:cx5="http://schemas.microsoft.com/office/drawing/2016/5/11/chartex" xmlns:cx6="http://schemas.microsoft.com/office/drawing/2016/5/12/chartex" xmlns:cx7="http://schemas.microsoft.com/office/drawing/2016/5/13/chartex" xmlns:cx8="http://schemas.microsoft.com/office/drawing/2016/5/14/chartex" xmlns:mc="http://schemas.openxmlformats.org/markup-compatibility/2006" xmlns:aink="http://schemas.microsoft.com/office/drawing/2016/ink" xmlns:am3d="http://schemas.microsoft.com/office/drawing/2017/model3d" xmlns:o="urn:schemas-microsoft-com:office:office" xmlns:oel="http://schemas.microsoft.com/office/2019/extlst" xmlns:r="http://schemas.openxmlformats.org/officeDocument/2006/relationships" xmlns:m="http://schemas.openxmlformats.org/officeDocument/2006/math" xmlns:v="urn:schemas-microsoft-com:vml" xmlns:wp14="http://schemas.microsoft.com/office/word/2010/wordprocessingDrawing" xmlns:wp="http://schemas.openxmlformats.org/drawingml/2006/wordprocessingDrawing" xmlns:w10="urn:schemas-microsoft-com:office:word" xmlns:w="http://schemas.openxmlformats.org/wordprocessingml/2006/main" xmlns:w14="http://schemas.microsoft.com/office/word/2010/wordml" xmlns:w15="http://schemas.microsoft.com/office/word/2012/wordml" xmlns:w16cex="http://schemas.microsoft.com/office/word/2018/wordml/cex" xmlns:w16cid="http://schemas.microsoft.com/office/word/2016/wordml/cid" xmlns:w16="http://schemas.microsoft.com/office/word/2018/wordml" xmlns:w16du="http://schemas.microsoft.com/office/word/2023/wordml/word16du" xmlns:w16sdtdh="http://schemas.microsoft.com/office/word/2020/wordml/sdtdatahash" xmlns:w16sdtfl="http://schemas.microsoft.com/office/word/2024/wordml/sdtformatlock" xmlns:w16se="http://schemas.microsoft.com/office/word/2015/wordml/symex" xmlns:wpg="http://schemas.microsoft.com/office/word/2010/wordprocessingGroup" xmlns:wpi="http://schemas.microsoft.com/office/word/2010/wordprocessingInk" xmlns:wne="http://schemas.microsoft.com/office/word/2006/wordml" xmlns:wps="http://schemas.microsoft.com/office/word/2010/wordprocessingShape" mc:Ignorable="w14 w15 w16se w16cid w16 w16cex w16sdtdh w16sdtfl w16du wp14">
+  <w:abstractNum w:abstractNumId="0" w15:restartNumberingAfterBreak="0">
+    <w:nsid w:val="4F000253"/>
+    <w:multiLevelType w:val="hybridMultilevel"/>
+    <w:tmpl w:val="04B4C1AA"/>
+    <w:lvl w:ilvl="0" w:tplc="BD808C0A">
+      <w:start w:val="2022"/>
+      <w:numFmt w:val="bullet"/>
+      <w:lvlText w:val="-"/>
+      <w:lvlJc w:val="left"/>
+      <w:pPr>
+        <w:ind w:left="720" w:hanging="360"/>
+      </w:pPr>
+      <w:rPr>
+        <w:rFonts w:ascii="Georgia" w:eastAsiaTheme="minorHAnsi" w:hAnsi="Georgia" w:cstheme="minorBidi" w:hint="default"/>
+      </w:rPr>
+    </w:lvl>
+    <w:lvl w:ilvl="1" w:tplc="08090003" w:tentative="1">
+      <w:start w:val="1"/>
+      <w:numFmt w:val="bullet"/>
+      <w:lvlText w:val="o"/>
+      <w:lvlJc w:val="left"/>
+      <w:pPr>
+        <w:ind w:left="1440" w:hanging="360"/>
+      </w:pPr>
+      <w:rPr>
+        <w:rFonts w:ascii="Courier New" w:hAnsi="Courier New" w:cs="Courier New" w:hint="default"/>
+      </w:rPr>
+    </w:lvl>
+    <w:lvl w:ilvl="2" w:tplc="08090005" w:tentative="1">
+      <w:start w:val="1"/>
+      <w:numFmt w:val="bullet"/>
+      <w:lvlText w:val=""/>
+      <w:lvlJc w:val="left"/>
+      <w:pPr>
+        <w:ind w:left="2160" w:hanging="360"/>
+      </w:pPr>
+      <w:rPr>
+        <w:rFonts w:ascii="Wingdings" w:hAnsi="Wingdings" w:hint="default"/>
+      </w:rPr>
+    </w:lvl>
+    <w:lvl w:ilvl="3" w:tplc="08090001" w:tentative="1">
+      <w:start w:val="1"/>
+      <w:numFmt w:val="bullet"/>
+      <w:lvlText w:val=""/>
+      <w:lvlJc w:val="left"/>
+      <w:pPr>
+        <w:ind w:left="2880" w:hanging="360"/>
+      </w:pPr>
+      <w:rPr>
+        <w:rFonts w:ascii="Symbol" w:hAnsi="Symbol" w:hint="default"/>
+      </w:rPr>
+    </w:lvl>
+    <w:lvl w:ilvl="4" w:tplc="08090003" w:tentative="1">
+      <w:start w:val="1"/>
+      <w:numFmt w:val="bullet"/>
+      <w:lvlText w:val="o"/>
+      <w:lvlJc w:val="left"/>
+      <w:pPr>
+        <w:ind w:left="3600" w:hanging="360"/>
+      </w:pPr>
+      <w:rPr>
+        <w:rFonts w:ascii="Courier New" w:hAnsi="Courier New" w:cs="Courier New" w:hint="default"/>
+      </w:rPr>
+    </w:lvl>
+    <w:lvl w:ilvl="5" w:tplc="08090005" w:tentative="1">
+      <w:start w:val="1"/>
+      <w:numFmt w:val="bullet"/>
+      <w:lvlText w:val=""/>
+      <w:lvlJc w:val="left"/>
+      <w:pPr>
+        <w:ind w:left="4320" w:hanging="360"/>
+      </w:pPr>
+      <w:rPr>
+        <w:rFonts w:ascii="Wingdings" w:hAnsi="Wingdings" w:hint="default"/>
+      </w:rPr>
+    </w:lvl>
+    <w:lvl w:ilvl="6" w:tplc="08090001" w:tentative="1">
+      <w:start w:val="1"/>
+      <w:numFmt w:val="bullet"/>
+      <w:lvlText w:val=""/>
+      <w:lvlJc w:val="left"/>
+      <w:pPr>
+        <w:ind w:left="5040" w:hanging="360"/>
+      </w:pPr>
+      <w:rPr>
+        <w:rFonts w:ascii="Symbol" w:hAnsi="Symbol" w:hint="default"/>
+      </w:rPr>
+    </w:lvl>
+    <w:lvl w:ilvl="7" w:tplc="08090003" w:tentative="1">
+      <w:start w:val="1"/>
+      <w:numFmt w:val="bullet"/>
+      <w:lvlText w:val="o"/>
+      <w:lvlJc w:val="left"/>
+      <w:pPr>
+        <w:ind w:left="5760" w:hanging="360"/>
+      </w:pPr>
+      <w:rPr>
+        <w:rFonts w:ascii="Courier New" w:hAnsi="Courier New" w:cs="Courier New" w:hint="default"/>
+      </w:rPr>
+    </w:lvl>
+    <w:lvl w:ilvl="8" w:tplc="08090005" w:tentative="1">
+      <w:start w:val="1"/>
+      <w:numFmt w:val="bullet"/>
+      <w:lvlText w:val=""/>
+      <w:lvlJc w:val="left"/>
+      <w:pPr>
+        <w:ind w:left="6480" w:hanging="360"/>
+      </w:pPr>
+      <w:rPr>
+        <w:rFonts w:ascii="Wingdings" w:hAnsi="Wingdings" w:hint="default"/>
+      </w:rPr>
+    </w:lvl>
+  </w:abstractNum>
+  <w:num w:numId="1" w16cid:durableId="1989167124">
+    <w:abstractNumId w:val="0"/>
+  </w:num>
+</w:numbering>
 </file>
 
 <file path=word/styles.xml><?xml version="1.0" encoding="utf-8"?>
@@ -4921,6 +5088,17 @@
       <w:spacing w:after="0" w:line="240" w:lineRule="auto"/>
     </w:pPr>
   </w:style>
+  <w:style w:type="paragraph" w:styleId="ListParagraph">
+    <w:name w:val="List Paragraph"/>
+    <w:basedOn w:val="Normal"/>
+    <w:uiPriority w:val="34"/>
+    <w:qFormat/>
+    <w:rsid w:val="008B4554"/>
+    <w:pPr>
+      <w:ind w:left="720"/>
+      <w:contextualSpacing/>
+    </w:pPr>
+  </w:style>
 </w:styles>
 </file>
 
